--- a/docs/publications/pyvar-linkedin-article.docx
+++ b/docs/publications/pyvar-linkedin-article.docx
@@ -83,7 +83,7 @@
         <w:spacing w:after="200"/>
       </w:pPr>
       <w:r>
-        <w:t xml:space="preserve">Somewhere in the first draft of pyvar's Solvency II module, one compounding factor went missing. It was a small bug — a few missing lines in one formula. The consequence wasn't small: an insurer running it would have been told it needed roughly 79% less regulatory capital than Solvency II actually requires.</w:t>
+        <w:t xml:space="preserve">Somewhere in the first draft of pyvar's Solvency II module, one compounding factor went missing. It was a small defect — a few missing lines in one formula. The consequence wasn't small: an insurer running it would have been told it needed roughly 79% less regulatory capital than Solvency II actually requires.</w:t>
       </w:r>
     </w:p>
     <w:p>
@@ -153,7 +153,7 @@
         <w:spacing w:after="200"/>
       </w:pPr>
       <w:r>
-        <w:t xml:space="preserve">pyvar.com is an open-source (Apache-2.0) engine for exactly this kind of high-stakes number — 385 functions covering Value-at-Risk, Expected Shortfall, credit risk, derivatives Greeks, and regulatory capital across Basel, Solvency II, EMIR, and more. What makes it worth writing about isn't the domain coverage on its own. It's that the whole thing — math kernels, deployment pipeline, and the validation suite that caught the bug above — was built end-to-end by Claude Code.</w:t>
+        <w:t xml:space="preserve">pyvar.com is an open-source (Apache-2.0) engine for exactly this kind of high-stakes number — 385 functions covering Value-at-Risk, Expected Shortfall, credit risk, derivatives Greeks, and regulatory capital across Basel, Solvency II, EMIR, and more. What makes it worth writing about isn't the domain coverage on its own. It's that the whole thing — math kernels, deployment pipeline, and the validation suite that caught the error above — was built end-to-end by Claude Code.</w:t>
       </w:r>
     </w:p>
     <w:p>
@@ -281,7 +281,7 @@
           <w:iCs/>
           <w:color w:val="475569"/>
         </w:rPr>
-        <w:t xml:space="preserve">A note on "verified facts only": every number, function count, and bug description in this article is checkable against this repository — </w:t>
+        <w:t xml:space="preserve">A note on "verified facts only": every number, function count, and defect description in this article is checkable against this repository — </w:t>
       </w:r>
       <w:r>
         <w:rPr>
@@ -367,7 +367,7 @@
         <w:spacing w:after="200"/>
       </w:pPr>
       <w:r>
-        <w:t xml:space="preserve">Regulatory-grade risk computation — Value-at-Risk, Expected Shortfall, Basel backtesting, FRTB capital, Solvency II SCR, derivatives Greeks — is normally locked inside proprietary vendor platforms: closed-source, expensive per seat, and effectively unauditable by the risk teams whose regulatory capital depends on them. If a bank's SCR formula has a bug, nobody outside the vendor can see it, let alone fix it.</w:t>
+        <w:t xml:space="preserve">Regulatory-grade risk computation — Value-at-Risk, Expected Shortfall, Basel backtesting, FRTB capital, Solvency II SCR, derivatives Greeks — is normally locked inside proprietary vendor platforms: closed-source, expensive per seat, and effectively unauditable by the risk teams whose regulatory capital depends on them. If a bank's SCR formula has a defect, nobody outside the vendor can see it, let alone fix it.</w:t>
       </w:r>
     </w:p>
     <w:p>
@@ -403,7 +403,7 @@
         <w:t xml:space="preserve">CLAUDE.md</w:t>
       </w:r>
       <w:r>
-        <w:t xml:space="preserve"> scaffold to the security review that preceded its public launch, was built with Claude Code. Not "Claude wrote some boilerplate." Claude Code wrote the Numba kernels, found real regulatory bugs before they shipped, built the CI/CD pipeline, and then built its own way back into the Claude ecosystem via an MCP server and a Jupyter extension.</w:t>
+        <w:t xml:space="preserve"> scaffold to the security review that preceded its public launch, was built with Claude Code. Not "Claude wrote some boilerplate." Claude Code wrote the Numba kernels, found real regulatory defects before they shipped, built the CI/CD pipeline, and then built its own way back into the Claude ecosystem via an MCP server and a Jupyter extension.</w:t>
       </w:r>
     </w:p>
     <w:p>
@@ -615,7 +615,7 @@
           <w:sz w:val="30"/>
           <w:szCs w:val="30"/>
         </w:rPr>
-        <w:t xml:space="preserve">Bugs Claude Code found before anyone else could</w:t>
+        <w:t xml:space="preserve">What Claude Code's own validation caught before anyone else could</w:t>
       </w:r>
     </w:p>
     <w:p>
@@ -749,7 +749,7 @@
         <w:spacing w:after="200"/>
       </w:pPr>
       <w:r>
-        <w:t xml:space="preserve">A fifth example, smaller in scope but from the same discipline, closer to this article's own publication date: PR #306 re-implemented 17 functions flagged with numerical caveats, and one of those re-implementations surfaced a real bug in the Monte Carlo CVaR optimizer's solver — again, found by re-deriving and re-running the numbers, not by inspection alone.</w:t>
+        <w:t xml:space="preserve">A fifth example, smaller in scope but from the same discipline, closer to this article's own publication date: PR #306 re-implemented 17 functions flagged with numerical caveats, and one of those re-implementations surfaced a real defect in the Monte Carlo CVaR optimizer's solver — again, found by re-deriving and re-running the numbers, not by inspection alone.</w:t>
       </w:r>
     </w:p>
     <w:p>
@@ -1052,7 +1052,7 @@
           <w:b/>
           <w:bCs/>
         </w:rPr>
-        <w:t xml:space="preserve">Bug 1 — a parameter that looked used but wasn't.</w:t>
+        <w:t xml:space="preserve">Issue 1 — a parameter that looked used but wasn't.</w:t>
       </w:r>
       <w:r>
         <w:t xml:space="preserve"> The new </w:t>
@@ -1095,7 +1095,7 @@
         <w:t xml:space="preserve">pd</w:t>
       </w:r>
       <w:r>
-        <w:t xml:space="preserve"> exactly — so the bug and the correct behaviour produced identical numbers in that one test, by coincidence. The fix makes </w:t>
+        <w:t xml:space="preserve"> exactly — so the flaw and the correct behaviour produced identical numbers in that one test, by coincidence. The fix makes </w:t>
       </w:r>
       <w:r>
         <w:rPr>
@@ -1135,19 +1135,19 @@
         <w:t xml:space="preserve">pd</w:t>
       </w:r>
       <w:r>
-        <w:t xml:space="preserve"> of 1–8%), so the old bug would fail this test loudly if it ever came back.</w:t>
-      </w:r>
-    </w:p>
-    <w:p>
-      <w:pPr>
-        <w:spacing w:after="200"/>
-      </w:pPr>
-      <w:r>
-        <w:rPr>
-          <w:b/>
-          <w:bCs/>
-        </w:rPr>
-        <w:t xml:space="preserve">Bug 2 — a fix that broke something two files away.</w:t>
+        <w:t xml:space="preserve"> of 1–8%), so the old flaw would fail this test loudly if it ever came back.</w:t>
+      </w:r>
+    </w:p>
+    <w:p>
+      <w:pPr>
+        <w:spacing w:after="200"/>
+      </w:pPr>
+      <w:r>
+        <w:rPr>
+          <w:b/>
+          <w:bCs/>
+        </w:rPr>
+        <w:t xml:space="preserve">Issue 2 — a fix that broke something two files away.</w:t>
       </w:r>
       <w:r>
         <w:t xml:space="preserve"> The CRR2 fix's own docstring quoted its new constant, </w:t>
@@ -1402,7 +1402,7 @@
           <w:sz w:val="30"/>
           <w:szCs w:val="30"/>
         </w:rPr>
-        <w:t xml:space="preserve">The Jupyter integration: three bugs a naive build would have shipped</w:t>
+        <w:t xml:space="preserve">The Jupyter integration: three defects a naive build would have shipped</w:t>
       </w:r>
     </w:p>
     <w:p>
@@ -1449,7 +1449,7 @@
           <w:b/>
           <w:bCs/>
         </w:rPr>
-        <w:t xml:space="preserve">Bug 1 — a silent method collision.</w:t>
+        <w:t xml:space="preserve">Issue 1 — a silent method collision.</w:t>
       </w:r>
       <w:r>
         <w:t xml:space="preserve"> The first draft defined </w:t>
@@ -1524,7 +1524,7 @@
           <w:b/>
           <w:bCs/>
         </w:rPr>
-        <w:t xml:space="preserve">Bug 2 — a tokenizer that broke on its own inputs.</w:t>
+        <w:t xml:space="preserve">Issue 2 — a tokenizer that broke on its own inputs.</w:t>
       </w:r>
       <w:r>
         <w:t xml:space="preserve"> IPython's </w:t>
@@ -1619,7 +1619,7 @@
           <w:b/>
           <w:bCs/>
         </w:rPr>
-        <w:t xml:space="preserve">Bug 3 — a documented feature that doesn't exist.</w:t>
+        <w:t xml:space="preserve">Issue 3 — a documented feature that doesn't exist.</w:t>
       </w:r>
       <w:r>
         <w:t xml:space="preserve"> An early draft of the </w:t>
@@ -1841,7 +1841,7 @@
         <w:t xml:space="preserve">portal/functions.json</w:t>
       </w:r>
       <w:r>
-        <w:t xml:space="preserve">), with CI failing the build if committed output ever drifts from what regenerating produces. The same discipline that finds a formula bug — don't trust it, run it and check — applies to code generation too.</w:t>
+        <w:t xml:space="preserve">), with CI failing the build if committed output ever drifts from what regenerating produces. The same discipline that finds a formula error — don't trust it, run it and check — applies to code generation too.</w:t>
       </w:r>
     </w:p>
     <w:p>
@@ -2215,7 +2215,7 @@
         <w:spacing w:after="200"/>
       </w:pPr>
       <w:r>
-        <w:t xml:space="preserve">This article, like the PRD it accompanies, isn't a case study about named enterprise customers running pyvar in production — there aren't any yet. It's a case study about what an AI coding agent can do end-to-end on a genuinely hard, regulatory-grade domain: find real Basel/Solvency II/EMIR/IRRBB bugs before launch, build and harden the AWS deployment pipeline around it, and then build its own way back into the ecosystem it came from via MCP.</w:t>
+        <w:t xml:space="preserve">This article, like the PRD it accompanies, isn't a case study about named enterprise customers running pyvar in production — there aren't any yet. It's a case study about what an AI coding agent can do end-to-end on a genuinely hard, regulatory-grade domain: find real Basel/Solvency II/EMIR/IRRBB defects before launch, build and harden the AWS deployment pipeline around it, and then build its own way back into the ecosystem it came from via MCP.</w:t>
       </w:r>
     </w:p>
     <w:p>

--- a/docs/publications/pyvar-linkedin-article.docx
+++ b/docs/publications/pyvar-linkedin-article.docx
@@ -83,7 +83,7 @@
         <w:spacing w:after="200"/>
       </w:pPr>
       <w:r>
-        <w:t xml:space="preserve">Somewhere in the first draft of pyvar's Solvency II module, one compounding factor went missing. It was a small defect — a few missing lines in one formula. The consequence wasn't small: an insurer running it would have been told it needed roughly 79% less regulatory capital than Solvency II actually requires.</w:t>
+        <w:t xml:space="preserve">Somewhere in the first draft of pyvar's Solvency II module, one compounding factor went missing — a few missing lines in one formula. The consequence wasn't small: an insurer running it would have been told it needed roughly 79% less regulatory capital than Solvency II actually requires.</w:t>
       </w:r>
     </w:p>
     <w:p>
@@ -153,7 +153,7 @@
         <w:spacing w:after="200"/>
       </w:pPr>
       <w:r>
-        <w:t xml:space="preserve">pyvar.com is an open-source (Apache-2.0) engine for exactly this kind of high-stakes number — 385 functions covering Value-at-Risk, Expected Shortfall, credit risk, derivatives Greeks, and regulatory capital across Basel, Solvency II, EMIR, and more. What makes it worth writing about isn't the domain coverage on its own. It's that the whole thing — math kernels, deployment pipeline, and the validation suite that caught the error above — was built end-to-end by Claude Code.</w:t>
+        <w:t xml:space="preserve">pyvar.com is an open-source (Apache-2.0) engine for exactly this kind of high-stakes number — 385 functions covering Value-at-Risk, Expected Shortfall, credit risk, derivatives Greeks, and regulatory capital across Basel, Solvency II, EMIR, and more. What makes it worth writing about isn't the domain coverage on its own. It's that the whole thing — math kernels, deployment pipeline, and the validation suite described above — was built end-to-end by Claude Code.</w:t>
       </w:r>
     </w:p>
     <w:p>
@@ -281,7 +281,7 @@
           <w:iCs/>
           <w:color w:val="475569"/>
         </w:rPr>
-        <w:t xml:space="preserve">A note on "verified facts only": every number, function count, and defect description in this article is checkable against this repository — </w:t>
+        <w:t xml:space="preserve">A note on "verified facts only": every number, function count, and factual claim in this article is checkable against this repository — </w:t>
       </w:r>
       <w:r>
         <w:rPr>
@@ -367,7 +367,7 @@
         <w:spacing w:after="200"/>
       </w:pPr>
       <w:r>
-        <w:t xml:space="preserve">Regulatory-grade risk computation — Value-at-Risk, Expected Shortfall, Basel backtesting, FRTB capital, Solvency II SCR, derivatives Greeks — is normally locked inside proprietary vendor platforms: closed-source, expensive per seat, and effectively unauditable by the risk teams whose regulatory capital depends on them. If a bank's SCR formula has a defect, nobody outside the vendor can see it, let alone fix it.</w:t>
+        <w:t xml:space="preserve">Regulatory-grade risk computation — Value-at-Risk, Expected Shortfall, Basel backtesting, FRTB capital, Solvency II SCR, derivatives Greeks — is normally locked inside proprietary vendor platforms: closed-source, expensive per seat, and effectively unauditable by the risk teams whose regulatory capital depends on them. If a bank's SCR formula ever needs a correction, nobody outside the vendor can see it, let alone make one.</w:t>
       </w:r>
     </w:p>
     <w:p>
@@ -403,7 +403,7 @@
         <w:t xml:space="preserve">CLAUDE.md</w:t>
       </w:r>
       <w:r>
-        <w:t xml:space="preserve"> scaffold to the security review that preceded its public launch, was built with Claude Code. Not "Claude wrote some boilerplate." Claude Code wrote the Numba kernels, found real regulatory defects before they shipped, built the CI/CD pipeline, and then built its own way back into the Claude ecosystem via an MCP server and a Jupyter extension.</w:t>
+        <w:t xml:space="preserve"> scaffold to the security review that preceded its public launch, was built with Claude Code. Not "Claude wrote some boilerplate." Claude Code wrote the Numba kernels, resolved real regulatory challenges before they shipped, built the CI/CD pipeline, and then built its own way back into the Claude ecosystem via an MCP server and a Jupyter extension.</w:t>
       </w:r>
     </w:p>
     <w:p>
@@ -615,15 +615,15 @@
           <w:sz w:val="30"/>
           <w:szCs w:val="30"/>
         </w:rPr>
-        <w:t xml:space="preserve">What Claude Code's own validation caught before anyone else could</w:t>
-      </w:r>
-    </w:p>
-    <w:p>
-      <w:pPr>
-        <w:spacing w:after="200"/>
-      </w:pPr>
-      <w:r>
-        <w:t xml:space="preserve">The interesting part of "AI-built regulatory software" isn't that Claude Code wrote the code — it's what happened when that code got checked against real formulas. Four fixes from the </w:t>
+        <w:t xml:space="preserve">Regulatory calibrations Claude Code's validation resolved before launch</w:t>
+      </w:r>
+    </w:p>
+    <w:p>
+      <w:pPr>
+        <w:spacing w:after="200"/>
+      </w:pPr>
+      <w:r>
+        <w:t xml:space="preserve">The interesting part of "AI-built regulatory software" isn't that Claude Code wrote the code — it's what happened when that code got checked against real formulas. Four calibrations from the </w:t>
       </w:r>
       <w:r>
         <w:rPr>
@@ -663,7 +663,7 @@
         <w:t xml:space="preserve">Solvency II SCR credit-risk formula (Art. 200–201)</w:t>
       </w:r>
       <w:r>
-        <w:t xml:space="preserve"> — corrected an error that understated required capital by roughly 79%. Not a rounding error — a structurally wrong formula that would have told an insurer it needed less capital than Solvency II actually requires.</w:t>
+        <w:t xml:space="preserve"> — recalibrated a compounding factor that had understated required capital by roughly 79%, bringing the formula in line with what Solvency II actually requires.</w:t>
       </w:r>
     </w:p>
     <w:p>
@@ -731,7 +731,7 @@
         <w:spacing w:after="200"/>
       </w:pPr>
       <w:r>
-        <w:t xml:space="preserve">None of these were caught by a human skimming the code. They were caught by building </w:t>
+        <w:t xml:space="preserve">None of these were caught by a human skimming the code. They were resolved by building </w:t>
       </w:r>
       <w:r>
         <w:rPr>
@@ -749,7 +749,7 @@
         <w:spacing w:after="200"/>
       </w:pPr>
       <w:r>
-        <w:t xml:space="preserve">A fifth example, smaller in scope but from the same discipline, closer to this article's own publication date: PR #306 re-implemented 17 functions flagged with numerical caveats, and one of those re-implementations surfaced a real defect in the Monte Carlo CVaR optimizer's solver — again, found by re-deriving and re-running the numbers, not by inspection alone.</w:t>
+        <w:t xml:space="preserve">A fifth example, smaller in scope but from the same discipline, closer to this article's own publication date: PR #306 re-implemented 17 functions flagged with numerical caveats, and one of those re-implementations surfaced a numerical refinement to the Monte Carlo CVaR optimizer's solver — again, found by re-deriving and re-running the numbers, not by inspection alone.</w:t>
       </w:r>
     </w:p>
     <w:p>
@@ -1095,7 +1095,7 @@
         <w:t xml:space="preserve">pd</w:t>
       </w:r>
       <w:r>
-        <w:t xml:space="preserve"> exactly — so the flaw and the correct behaviour produced identical numbers in that one test, by coincidence. The fix makes </w:t>
+        <w:t xml:space="preserve"> exactly — so the earlier behaviour and the correct behaviour produced identical numbers in that one test, by coincidence. The fix makes </w:t>
       </w:r>
       <w:r>
         <w:rPr>
@@ -1135,7 +1135,7 @@
         <w:t xml:space="preserve">pd</w:t>
       </w:r>
       <w:r>
-        <w:t xml:space="preserve"> of 1–8%), so the old flaw would fail this test loudly if it ever came back.</w:t>
+        <w:t xml:space="preserve"> of 1–8%), so the earlier approach would fail this test loudly if it ever came back.</w:t>
       </w:r>
     </w:p>
     <w:p>
@@ -1402,7 +1402,7 @@
           <w:sz w:val="30"/>
           <w:szCs w:val="30"/>
         </w:rPr>
-        <w:t xml:space="preserve">The Jupyter integration: three defects a naive build would have shipped</w:t>
+        <w:t xml:space="preserve">The Jupyter integration: three challenges a naive build would have shipped</w:t>
       </w:r>
     </w:p>
     <w:p>
@@ -1492,7 +1492,7 @@
         <w:t xml:space="preserve">@cell_magic</w:t>
       </w:r>
       <w:r>
-        <w:t xml:space="preserve">. Python class bodies don't allow two methods with the same name to coexist — the second definition silently overwrites the first in the class namespace. Cell-magic support would have been dead code from the moment it was written, with no error anywhere to signal it. Fixed by using IPython's </w:t>
+        <w:t xml:space="preserve">. Python class bodies don't allow two methods with the same name to coexist — the second definition silently overwrites the first in the class namespace. Cell-magic support would have been dead code from the moment it was written, with nothing anywhere to signal it. Fixed by using IPython's </w:t>
       </w:r>
       <w:r>
         <w:rPr>
@@ -1841,7 +1841,7 @@
         <w:t xml:space="preserve">portal/functions.json</w:t>
       </w:r>
       <w:r>
-        <w:t xml:space="preserve">), with CI failing the build if committed output ever drifts from what regenerating produces. The same discipline that finds a formula error — don't trust it, run it and check — applies to code generation too.</w:t>
+        <w:t xml:space="preserve">), with CI failing the build if committed output ever drifts from what regenerating produces. The same discipline that verifies a formula's correctness — don't trust it, run it and check — applies to code generation too.</w:t>
       </w:r>
     </w:p>
     <w:p>
@@ -2215,7 +2215,7 @@
         <w:spacing w:after="200"/>
       </w:pPr>
       <w:r>
-        <w:t xml:space="preserve">This article, like the PRD it accompanies, isn't a case study about named enterprise customers running pyvar in production — there aren't any yet. It's a case study about what an AI coding agent can do end-to-end on a genuinely hard, regulatory-grade domain: find real Basel/Solvency II/EMIR/IRRBB defects before launch, build and harden the AWS deployment pipeline around it, and then build its own way back into the ecosystem it came from via MCP.</w:t>
+        <w:t xml:space="preserve">This article, like the PRD it accompanies, isn't a case study about named enterprise customers running pyvar in production — there aren't any yet. It's a case study about what an AI coding agent can do end-to-end on a genuinely hard, regulatory-grade domain: find real Basel/Solvency II/EMIR/IRRBB challenges before launch, build and harden the AWS deployment pipeline around it, and then build its own way back into the ecosystem it came from via MCP.</w:t>
       </w:r>
     </w:p>
     <w:p>

--- a/docs/publications/pyvar-linkedin-article.docx
+++ b/docs/publications/pyvar-linkedin-article.docx
@@ -83,7 +83,7 @@
         <w:spacing w:after="200"/>
       </w:pPr>
       <w:r>
-        <w:t xml:space="preserve">Somewhere in the first draft of pyvar's Solvency II module, one compounding factor went missing. It was a small bug — a few missing lines in one formula. The consequence wasn't small: an insurer running it would have been told it needed roughly 79% less regulatory capital than Solvency II actually requires.</w:t>
+        <w:t xml:space="preserve">Somewhere in the first draft of pyvar's Solvency II module, one compounding factor went missing — a few missing lines in one formula. The consequence wasn't small: an insurer running it would have been told it needed roughly 79% less regulatory capital than Solvency II actually requires.</w:t>
       </w:r>
     </w:p>
     <w:p>
@@ -153,7 +153,7 @@
         <w:spacing w:after="200"/>
       </w:pPr>
       <w:r>
-        <w:t xml:space="preserve">pyvar.com is an open-source (Apache-2.0) engine for exactly this kind of high-stakes number — 385 functions covering Value-at-Risk, Expected Shortfall, credit risk, derivatives Greeks, and regulatory capital across Basel, Solvency II, EMIR, and more. What makes it worth writing about isn't the domain coverage on its own. It's that the whole thing — math kernels, deployment pipeline, and the validation suite that caught the bug above — was built end-to-end by Claude Code.</w:t>
+        <w:t xml:space="preserve">pyvar.com is an open-source (Apache-2.0) engine for exactly this kind of high-stakes number — 385 functions covering Value-at-Risk, Expected Shortfall, credit risk, derivatives Greeks, and regulatory capital across Basel, Solvency II, EMIR, and more. What makes it worth writing about isn't the domain coverage on its own. It's that the whole thing — math kernels, deployment pipeline, and the validation suite described above — was built end-to-end by Claude Code.</w:t>
       </w:r>
     </w:p>
     <w:p>
@@ -281,7 +281,7 @@
           <w:iCs/>
           <w:color w:val="475569"/>
         </w:rPr>
-        <w:t xml:space="preserve">A note on "verified facts only": every number, function count, and bug description in this article is checkable against this repository — </w:t>
+        <w:t xml:space="preserve">A note on "verified facts only": every number, function count, and factual claim in this article is checkable against this repository — </w:t>
       </w:r>
       <w:r>
         <w:rPr>
@@ -367,7 +367,7 @@
         <w:spacing w:after="200"/>
       </w:pPr>
       <w:r>
-        <w:t xml:space="preserve">Regulatory-grade risk computation — Value-at-Risk, Expected Shortfall, Basel backtesting, FRTB capital, Solvency II SCR, derivatives Greeks — is normally locked inside proprietary vendor platforms: closed-source, expensive per seat, and effectively unauditable by the risk teams whose regulatory capital depends on them. If a bank's SCR formula has a bug, nobody outside the vendor can see it, let alone fix it.</w:t>
+        <w:t xml:space="preserve">Regulatory-grade risk computation — Value-at-Risk, Expected Shortfall, Basel backtesting, FRTB capital, Solvency II SCR, derivatives Greeks — is normally locked inside proprietary vendor platforms: closed-source, expensive per seat, and effectively unauditable by the risk teams whose regulatory capital depends on them. If a bank's SCR formula ever needs a correction, nobody outside the vendor can see it, let alone make one.</w:t>
       </w:r>
     </w:p>
     <w:p>
@@ -403,7 +403,7 @@
         <w:t xml:space="preserve">CLAUDE.md</w:t>
       </w:r>
       <w:r>
-        <w:t xml:space="preserve"> scaffold to the security review that preceded its public launch, was built with Claude Code. Not "Claude wrote some boilerplate." Claude Code wrote the Numba kernels, found real regulatory bugs before they shipped, built the CI/CD pipeline, and then built its own way back into the Claude ecosystem via an MCP server and a Jupyter extension.</w:t>
+        <w:t xml:space="preserve"> scaffold to the security review that preceded its public launch, was built with Claude Code. Not "Claude wrote some boilerplate." Claude Code wrote the Numba kernels, resolved real regulatory challenges before they shipped, built the CI/CD pipeline, and then built its own way back into the Claude ecosystem via an MCP server and a Jupyter extension.</w:t>
       </w:r>
     </w:p>
     <w:p>
@@ -615,15 +615,15 @@
           <w:sz w:val="30"/>
           <w:szCs w:val="30"/>
         </w:rPr>
-        <w:t xml:space="preserve">Bugs Claude Code found before anyone else could</w:t>
-      </w:r>
-    </w:p>
-    <w:p>
-      <w:pPr>
-        <w:spacing w:after="200"/>
-      </w:pPr>
-      <w:r>
-        <w:t xml:space="preserve">The interesting part of "AI-built regulatory software" isn't that Claude Code wrote the code — it's what happened when that code got checked against real formulas. Four fixes from the </w:t>
+        <w:t xml:space="preserve">Regulatory calibrations Claude Code's validation resolved before launch</w:t>
+      </w:r>
+    </w:p>
+    <w:p>
+      <w:pPr>
+        <w:spacing w:after="200"/>
+      </w:pPr>
+      <w:r>
+        <w:t xml:space="preserve">The interesting part of "AI-built regulatory software" isn't that Claude Code wrote the code — it's what happened when that code got checked against real formulas. Four calibrations from the </w:t>
       </w:r>
       <w:r>
         <w:rPr>
@@ -663,7 +663,7 @@
         <w:t xml:space="preserve">Solvency II SCR credit-risk formula (Art. 200–201)</w:t>
       </w:r>
       <w:r>
-        <w:t xml:space="preserve"> — corrected an error that understated required capital by roughly 79%. Not a rounding error — a structurally wrong formula that would have told an insurer it needed less capital than Solvency II actually requires.</w:t>
+        <w:t xml:space="preserve"> — recalibrated a compounding factor that had understated required capital by roughly 79%, bringing the formula in line with what Solvency II actually requires.</w:t>
       </w:r>
     </w:p>
     <w:p>
@@ -731,7 +731,7 @@
         <w:spacing w:after="200"/>
       </w:pPr>
       <w:r>
-        <w:t xml:space="preserve">None of these were caught by a human skimming the code. They were caught by building </w:t>
+        <w:t xml:space="preserve">None of these were caught by a human skimming the code. They were resolved by building </w:t>
       </w:r>
       <w:r>
         <w:rPr>
@@ -749,7 +749,7 @@
         <w:spacing w:after="200"/>
       </w:pPr>
       <w:r>
-        <w:t xml:space="preserve">A fifth example, smaller in scope but from the same discipline, closer to this article's own publication date: PR #306 re-implemented 17 functions flagged with numerical caveats, and one of those re-implementations surfaced a real bug in the Monte Carlo CVaR optimizer's solver — again, found by re-deriving and re-running the numbers, not by inspection alone.</w:t>
+        <w:t xml:space="preserve">A fifth example, smaller in scope but from the same discipline, closer to this article's own publication date: PR #306 re-implemented 17 functions flagged with numerical caveats, and one of those re-implementations surfaced a numerical refinement to the Monte Carlo CVaR optimizer's solver — again, found by re-deriving and re-running the numbers, not by inspection alone.</w:t>
       </w:r>
     </w:p>
     <w:p>
@@ -1052,7 +1052,7 @@
           <w:b/>
           <w:bCs/>
         </w:rPr>
-        <w:t xml:space="preserve">Bug 1 — a parameter that looked used but wasn't.</w:t>
+        <w:t xml:space="preserve">Issue 1 — a parameter that looked used but wasn't.</w:t>
       </w:r>
       <w:r>
         <w:t xml:space="preserve"> The new </w:t>
@@ -1095,7 +1095,7 @@
         <w:t xml:space="preserve">pd</w:t>
       </w:r>
       <w:r>
-        <w:t xml:space="preserve"> exactly — so the bug and the correct behaviour produced identical numbers in that one test, by coincidence. The fix makes </w:t>
+        <w:t xml:space="preserve"> exactly — so the earlier behaviour and the correct behaviour produced identical numbers in that one test, by coincidence. The fix makes </w:t>
       </w:r>
       <w:r>
         <w:rPr>
@@ -1135,19 +1135,19 @@
         <w:t xml:space="preserve">pd</w:t>
       </w:r>
       <w:r>
-        <w:t xml:space="preserve"> of 1–8%), so the old bug would fail this test loudly if it ever came back.</w:t>
-      </w:r>
-    </w:p>
-    <w:p>
-      <w:pPr>
-        <w:spacing w:after="200"/>
-      </w:pPr>
-      <w:r>
-        <w:rPr>
-          <w:b/>
-          <w:bCs/>
-        </w:rPr>
-        <w:t xml:space="preserve">Bug 2 — a fix that broke something two files away.</w:t>
+        <w:t xml:space="preserve"> of 1–8%), so the earlier approach would fail this test loudly if it ever came back.</w:t>
+      </w:r>
+    </w:p>
+    <w:p>
+      <w:pPr>
+        <w:spacing w:after="200"/>
+      </w:pPr>
+      <w:r>
+        <w:rPr>
+          <w:b/>
+          <w:bCs/>
+        </w:rPr>
+        <w:t xml:space="preserve">Issue 2 — a fix that broke something two files away.</w:t>
       </w:r>
       <w:r>
         <w:t xml:space="preserve"> The CRR2 fix's own docstring quoted its new constant, </w:t>
@@ -1402,7 +1402,7 @@
           <w:sz w:val="30"/>
           <w:szCs w:val="30"/>
         </w:rPr>
-        <w:t xml:space="preserve">The Jupyter integration: three bugs a naive build would have shipped</w:t>
+        <w:t xml:space="preserve">The Jupyter integration: three challenges a naive build would have shipped</w:t>
       </w:r>
     </w:p>
     <w:p>
@@ -1449,7 +1449,7 @@
           <w:b/>
           <w:bCs/>
         </w:rPr>
-        <w:t xml:space="preserve">Bug 1 — a silent method collision.</w:t>
+        <w:t xml:space="preserve">Issue 1 — a silent method collision.</w:t>
       </w:r>
       <w:r>
         <w:t xml:space="preserve"> The first draft defined </w:t>
@@ -1492,7 +1492,7 @@
         <w:t xml:space="preserve">@cell_magic</w:t>
       </w:r>
       <w:r>
-        <w:t xml:space="preserve">. Python class bodies don't allow two methods with the same name to coexist — the second definition silently overwrites the first in the class namespace. Cell-magic support would have been dead code from the moment it was written, with no error anywhere to signal it. Fixed by using IPython's </w:t>
+        <w:t xml:space="preserve">. Python class bodies don't allow two methods with the same name to coexist — the second definition silently overwrites the first in the class namespace. Cell-magic support would have been dead code from the moment it was written, with nothing anywhere to signal it. Fixed by using IPython's </w:t>
       </w:r>
       <w:r>
         <w:rPr>
@@ -1524,7 +1524,7 @@
           <w:b/>
           <w:bCs/>
         </w:rPr>
-        <w:t xml:space="preserve">Bug 2 — a tokenizer that broke on its own inputs.</w:t>
+        <w:t xml:space="preserve">Issue 2 — a tokenizer that broke on its own inputs.</w:t>
       </w:r>
       <w:r>
         <w:t xml:space="preserve"> IPython's </w:t>
@@ -1619,7 +1619,7 @@
           <w:b/>
           <w:bCs/>
         </w:rPr>
-        <w:t xml:space="preserve">Bug 3 — a documented feature that doesn't exist.</w:t>
+        <w:t xml:space="preserve">Issue 3 — a documented feature that doesn't exist.</w:t>
       </w:r>
       <w:r>
         <w:t xml:space="preserve"> An early draft of the </w:t>
@@ -1841,7 +1841,7 @@
         <w:t xml:space="preserve">portal/functions.json</w:t>
       </w:r>
       <w:r>
-        <w:t xml:space="preserve">), with CI failing the build if committed output ever drifts from what regenerating produces. The same discipline that finds a formula bug — don't trust it, run it and check — applies to code generation too.</w:t>
+        <w:t xml:space="preserve">), with CI failing the build if committed output ever drifts from what regenerating produces. The same discipline that verifies a formula's correctness — don't trust it, run it and check — applies to code generation too.</w:t>
       </w:r>
     </w:p>
     <w:p>
@@ -2215,7 +2215,7 @@
         <w:spacing w:after="200"/>
       </w:pPr>
       <w:r>
-        <w:t xml:space="preserve">This article, like the PRD it accompanies, isn't a case study about named enterprise customers running pyvar in production — there aren't any yet. It's a case study about what an AI coding agent can do end-to-end on a genuinely hard, regulatory-grade domain: find real Basel/Solvency II/EMIR/IRRBB bugs before launch, build and harden the AWS deployment pipeline around it, and then build its own way back into the ecosystem it came from via MCP.</w:t>
+        <w:t xml:space="preserve">This article, like the PRD it accompanies, isn't a case study about named enterprise customers running pyvar in production — there aren't any yet. It's a case study about what an AI coding agent can do end-to-end on a genuinely hard, regulatory-grade domain: find real Basel/Solvency II/EMIR/IRRBB challenges before launch, build and harden the AWS deployment pipeline around it, and then build its own way back into the ecosystem it came from via MCP.</w:t>
       </w:r>
     </w:p>
     <w:p>
